--- a/Functions Flow.docx
+++ b/Functions Flow.docx
@@ -3,15 +3,35 @@
 <w:document xmlns:wpc="http://schemas.microsoft.com/office/word/2010/wordprocessingCanvas" xmlns:cx="http://schemas.microsoft.com/office/drawing/2014/chartex" xmlns:mc="http://schemas.openxmlformats.org/markup-compatibility/2006" xmlns:o="urn:schemas-microsoft-com:office:office" xmlns:r="http://schemas.openxmlformats.org/officeDocument/2006/relationships" xmlns:m="http://schemas.openxmlformats.org/officeDocument/2006/math" xmlns:v="urn:schemas-microsoft-com:vml" xmlns:wp14="http://schemas.microsoft.com/office/word/2010/wordprocessingDrawing" xmlns:wp="http://schemas.openxmlformats.org/drawingml/2006/wordprocessingDrawing" xmlns:w10="urn:schemas-microsoft-com:office:word" xmlns:w="http://schemas.openxmlformats.org/wordprocessingml/2006/main" xmlns:w14="http://schemas.microsoft.com/office/word/2010/wordml" xmlns:w15="http://schemas.microsoft.com/office/word/2012/wordml" xmlns:w16se="http://schemas.microsoft.com/office/word/2015/wordml/symex" xmlns:wpg="http://schemas.microsoft.com/office/word/2010/wordprocessingGroup" xmlns:wpi="http://schemas.microsoft.com/office/word/2010/wordprocessingInk" xmlns:wne="http://schemas.microsoft.com/office/word/2006/wordml" xmlns:wps="http://schemas.microsoft.com/office/word/2010/wordprocessingShape" mc:Ignorable="w14 w15 w16se wp14">
   <w:body>
     <w:p>
+      <w:r>
+        <w:tab/>
+        <w:t>CRUD Operations</w:t>
+      </w:r>
+    </w:p>
+    <w:p>
+      <w:r>
+        <w:tab/>
+        <w:t xml:space="preserve">C – Create, R – Retrieve, U – Update, D – Delete </w:t>
+      </w:r>
+      <w:r>
+        <w:t>/ (Insert, Select, Update, Delete)</w:t>
+      </w:r>
+      <w:bookmarkStart w:id="0" w:name="_GoBack"/>
+      <w:bookmarkEnd w:id="0"/>
+    </w:p>
+    <w:p>
       <w:pPr>
         <w:pStyle w:val="ListParagraph"/>
         <w:numPr>
           <w:ilvl w:val="0"/>
-          <w:numId w:val="1"/>
+          <w:numId w:val="2"/>
         </w:numPr>
       </w:pPr>
       <w:r>
         <w:t>Add Function Flow</w:t>
+      </w:r>
+      <w:r>
+        <w:t xml:space="preserve"> (Create)</w:t>
       </w:r>
     </w:p>
     <w:p>
@@ -400,18 +420,18 @@
         <mc:AlternateContent>
           <mc:Choice Requires="wps">
             <w:drawing>
-              <wp:anchor distT="45720" distB="45720" distL="114300" distR="114300" simplePos="0" relativeHeight="251676672" behindDoc="0" locked="0" layoutInCell="1" allowOverlap="1" wp14:anchorId="354133B1" wp14:editId="2168E38C">
+              <wp:anchor distT="45720" distB="45720" distL="114300" distR="114300" simplePos="0" relativeHeight="251674624" behindDoc="0" locked="0" layoutInCell="1" allowOverlap="1" wp14:anchorId="53204229" wp14:editId="1796F990">
                 <wp:simplePos x="0" y="0"/>
                 <wp:positionH relativeFrom="column">
-                  <wp:posOffset>4356100</wp:posOffset>
+                  <wp:posOffset>4337050</wp:posOffset>
                 </wp:positionH>
                 <wp:positionV relativeFrom="paragraph">
-                  <wp:posOffset>2400935</wp:posOffset>
+                  <wp:posOffset>1899285</wp:posOffset>
                 </wp:positionV>
-                <wp:extent cx="819150" cy="285750"/>
-                <wp:effectExtent l="0" t="0" r="19050" b="19050"/>
+                <wp:extent cx="819150" cy="271780"/>
+                <wp:effectExtent l="0" t="0" r="19050" b="13970"/>
                 <wp:wrapSquare wrapText="bothSides"/>
-                <wp:docPr id="10" name="Text Box 2"/>
+                <wp:docPr id="217" name="Text Box 2"/>
                 <wp:cNvGraphicFramePr>
                   <a:graphicFrameLocks xmlns:a="http://schemas.openxmlformats.org/drawingml/2006/main"/>
                 </wp:cNvGraphicFramePr>
@@ -424,7 +444,7 @@
                       <wps:spPr bwMode="auto">
                         <a:xfrm>
                           <a:off x="0" y="0"/>
-                          <a:ext cx="819150" cy="285750"/>
+                          <a:ext cx="819150" cy="271780"/>
                         </a:xfrm>
                         <a:prstGeom prst="rect">
                           <a:avLst/>
@@ -467,7 +487,11 @@
           </mc:Choice>
           <mc:Fallback>
             <w:pict>
-              <v:shape w14:anchorId="354133B1" id="_x0000_s1029" type="#_x0000_t202" style="position:absolute;margin-left:343pt;margin-top:189.05pt;width:64.5pt;height:22.5pt;z-index:251676672;visibility:visible;mso-wrap-style:square;mso-width-percent:0;mso-height-percent:0;mso-wrap-distance-left:9pt;mso-wrap-distance-top:3.6pt;mso-wrap-distance-right:9pt;mso-wrap-distance-bottom:3.6pt;mso-position-horizontal:absolute;mso-position-horizontal-relative:text;mso-position-vertical:absolute;mso-position-vertical-relative:text;mso-width-percent:0;mso-height-percent:0;mso-width-relative:margin;mso-height-relative:margin;v-text-anchor:top" o:gfxdata="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">
+              <v:shapetype w14:anchorId="53204229" id="_x0000_t202" coordsize="21600,21600" o:spt="202" path="m,l,21600r21600,l21600,xe">
+                <v:stroke joinstyle="miter"/>
+                <v:path gradientshapeok="t" o:connecttype="rect"/>
+              </v:shapetype>
+              <v:shape id="_x0000_s1029" type="#_x0000_t202" style="position:absolute;margin-left:341.5pt;margin-top:149.55pt;width:64.5pt;height:21.4pt;z-index:251674624;visibility:visible;mso-wrap-style:square;mso-width-percent:0;mso-height-percent:0;mso-wrap-distance-left:9pt;mso-wrap-distance-top:3.6pt;mso-wrap-distance-right:9pt;mso-wrap-distance-bottom:3.6pt;mso-position-horizontal:absolute;mso-position-horizontal-relative:text;mso-position-vertical:absolute;mso-position-vertical-relative:text;mso-width-percent:0;mso-height-percent:0;mso-width-relative:margin;mso-height-relative:margin;v-text-anchor:top" o:gfxdata="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">
                 <v:textbox>
                   <w:txbxContent>
                     <w:p>
@@ -491,98 +515,7 @@
         <mc:AlternateContent>
           <mc:Choice Requires="wps">
             <w:drawing>
-              <wp:anchor distT="45720" distB="45720" distL="114300" distR="114300" simplePos="0" relativeHeight="251674624" behindDoc="0" locked="0" layoutInCell="1" allowOverlap="1" wp14:anchorId="4FEE27F5" wp14:editId="7E7FC162">
-                <wp:simplePos x="0" y="0"/>
-                <wp:positionH relativeFrom="column">
-                  <wp:posOffset>4337050</wp:posOffset>
-                </wp:positionH>
-                <wp:positionV relativeFrom="paragraph">
-                  <wp:posOffset>1899285</wp:posOffset>
-                </wp:positionV>
-                <wp:extent cx="819150" cy="271780"/>
-                <wp:effectExtent l="0" t="0" r="19050" b="13970"/>
-                <wp:wrapSquare wrapText="bothSides"/>
-                <wp:docPr id="217" name="Text Box 2"/>
-                <wp:cNvGraphicFramePr>
-                  <a:graphicFrameLocks xmlns:a="http://schemas.openxmlformats.org/drawingml/2006/main"/>
-                </wp:cNvGraphicFramePr>
-                <a:graphic xmlns:a="http://schemas.openxmlformats.org/drawingml/2006/main">
-                  <a:graphicData uri="http://schemas.microsoft.com/office/word/2010/wordprocessingShape">
-                    <wps:wsp>
-                      <wps:cNvSpPr txBox="1">
-                        <a:spLocks noChangeArrowheads="1"/>
-                      </wps:cNvSpPr>
-                      <wps:spPr bwMode="auto">
-                        <a:xfrm>
-                          <a:off x="0" y="0"/>
-                          <a:ext cx="819150" cy="271780"/>
-                        </a:xfrm>
-                        <a:prstGeom prst="rect">
-                          <a:avLst/>
-                        </a:prstGeom>
-                        <a:solidFill>
-                          <a:srgbClr val="FFFFFF"/>
-                        </a:solidFill>
-                        <a:ln w="9525">
-                          <a:solidFill>
-                            <a:srgbClr val="000000"/>
-                          </a:solidFill>
-                          <a:miter lim="800000"/>
-                          <a:headEnd/>
-                          <a:tailEnd/>
-                        </a:ln>
-                      </wps:spPr>
-                      <wps:txbx>
-                        <w:txbxContent>
-                          <w:p>
-                            <w:r>
-                              <w:t>Data Flow</w:t>
-                            </w:r>
-                          </w:p>
-                        </w:txbxContent>
-                      </wps:txbx>
-                      <wps:bodyPr rot="0" vert="horz" wrap="square" lIns="91440" tIns="45720" rIns="91440" bIns="45720" anchor="t" anchorCtr="0">
-                        <a:noAutofit/>
-                      </wps:bodyPr>
-                    </wps:wsp>
-                  </a:graphicData>
-                </a:graphic>
-                <wp14:sizeRelH relativeFrom="margin">
-                  <wp14:pctWidth>0</wp14:pctWidth>
-                </wp14:sizeRelH>
-                <wp14:sizeRelV relativeFrom="margin">
-                  <wp14:pctHeight>0</wp14:pctHeight>
-                </wp14:sizeRelV>
-              </wp:anchor>
-            </w:drawing>
-          </mc:Choice>
-          <mc:Fallback>
-            <w:pict>
-              <v:shape w14:anchorId="4FEE27F5" id="_x0000_s1030" type="#_x0000_t202" style="position:absolute;margin-left:341.5pt;margin-top:149.55pt;width:64.5pt;height:21.4pt;z-index:251674624;visibility:visible;mso-wrap-style:square;mso-width-percent:0;mso-height-percent:0;mso-wrap-distance-left:9pt;mso-wrap-distance-top:3.6pt;mso-wrap-distance-right:9pt;mso-wrap-distance-bottom:3.6pt;mso-position-horizontal:absolute;mso-position-horizontal-relative:text;mso-position-vertical:absolute;mso-position-vertical-relative:text;mso-width-percent:0;mso-height-percent:0;mso-width-relative:margin;mso-height-relative:margin;v-text-anchor:top" o:gfxdata="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">
-                <v:textbox>
-                  <w:txbxContent>
-                    <w:p>
-                      <w:r>
-                        <w:t>Data Flow</w:t>
-                      </w:r>
-                    </w:p>
-                  </w:txbxContent>
-                </v:textbox>
-                <w10:wrap type="square"/>
-              </v:shape>
-            </w:pict>
-          </mc:Fallback>
-        </mc:AlternateContent>
-      </w:r>
-      <w:r>
-        <w:rPr>
-          <w:noProof/>
-          <w:lang w:bidi="my-MM"/>
-        </w:rPr>
-        <mc:AlternateContent>
-          <mc:Choice Requires="wps">
-            <w:drawing>
-              <wp:anchor distT="0" distB="0" distL="114300" distR="114300" simplePos="0" relativeHeight="251672576" behindDoc="0" locked="0" layoutInCell="1" allowOverlap="1" wp14:anchorId="062AD593" wp14:editId="34501D61">
+              <wp:anchor distT="0" distB="0" distL="114300" distR="114300" simplePos="0" relativeHeight="251672576" behindDoc="0" locked="0" layoutInCell="1" allowOverlap="1" wp14:anchorId="15F0B48D" wp14:editId="4E4B3148">
                 <wp:simplePos x="0" y="0"/>
                 <wp:positionH relativeFrom="column">
                   <wp:posOffset>4152900</wp:posOffset>
@@ -659,7 +592,7 @@
         <mc:AlternateContent>
           <mc:Choice Requires="wps">
             <w:drawing>
-              <wp:anchor distT="0" distB="0" distL="114300" distR="114300" simplePos="0" relativeHeight="251670528" behindDoc="0" locked="0" layoutInCell="1" allowOverlap="1" wp14:anchorId="0083D5D4" wp14:editId="5CAED359">
+              <wp:anchor distT="0" distB="0" distL="114300" distR="114300" simplePos="0" relativeHeight="251670528" behindDoc="0" locked="0" layoutInCell="1" allowOverlap="1" wp14:anchorId="35AE6981" wp14:editId="7F12453D">
                 <wp:simplePos x="0" y="0"/>
                 <wp:positionH relativeFrom="column">
                   <wp:posOffset>4184650</wp:posOffset>
@@ -732,7 +665,7 @@
         <mc:AlternateContent>
           <mc:Choice Requires="wps">
             <w:drawing>
-              <wp:anchor distT="0" distB="0" distL="114300" distR="114300" simplePos="0" relativeHeight="251667456" behindDoc="0" locked="0" layoutInCell="1" allowOverlap="1" wp14:anchorId="39EED30D" wp14:editId="1A23773C">
+              <wp:anchor distT="0" distB="0" distL="114300" distR="114300" simplePos="0" relativeHeight="251667456" behindDoc="0" locked="0" layoutInCell="1" allowOverlap="1" wp14:anchorId="7AF72B05" wp14:editId="773A5460">
                 <wp:simplePos x="0" y="0"/>
                 <wp:positionH relativeFrom="column">
                   <wp:posOffset>5568950</wp:posOffset>
@@ -839,7 +772,7 @@
         <mc:AlternateContent>
           <mc:Choice Requires="wps">
             <w:drawing>
-              <wp:anchor distT="0" distB="0" distL="114300" distR="114300" simplePos="0" relativeHeight="251668480" behindDoc="0" locked="0" layoutInCell="1" allowOverlap="1" wp14:anchorId="5DA206A5" wp14:editId="2BE5DD95">
+              <wp:anchor distT="0" distB="0" distL="114300" distR="114300" simplePos="0" relativeHeight="251668480" behindDoc="0" locked="0" layoutInCell="1" allowOverlap="1" wp14:anchorId="13C3E6EE" wp14:editId="5D7EFC45">
                 <wp:simplePos x="0" y="0"/>
                 <wp:positionH relativeFrom="column">
                   <wp:posOffset>4203700</wp:posOffset>
@@ -906,7 +839,7 @@
         <mc:AlternateContent>
           <mc:Choice Requires="wps">
             <w:drawing>
-              <wp:anchor distT="0" distB="0" distL="114300" distR="114300" simplePos="0" relativeHeight="251666432" behindDoc="0" locked="0" layoutInCell="1" allowOverlap="1" wp14:anchorId="2C72575A" wp14:editId="398DD058">
+              <wp:anchor distT="0" distB="0" distL="114300" distR="114300" simplePos="0" relativeHeight="251666432" behindDoc="0" locked="0" layoutInCell="1" allowOverlap="1" wp14:anchorId="6BA0CBAA" wp14:editId="12B2287B">
                 <wp:simplePos x="0" y="0"/>
                 <wp:positionH relativeFrom="column">
                   <wp:posOffset>933450</wp:posOffset>
@@ -1006,7 +939,7 @@
         <mc:AlternateContent>
           <mc:Choice Requires="wps">
             <w:drawing>
-              <wp:anchor distT="0" distB="0" distL="114300" distR="114300" simplePos="0" relativeHeight="251664384" behindDoc="0" locked="0" layoutInCell="1" allowOverlap="1" wp14:anchorId="107E7FBC" wp14:editId="5FF718E0">
+              <wp:anchor distT="0" distB="0" distL="114300" distR="114300" simplePos="0" relativeHeight="251664384" behindDoc="0" locked="0" layoutInCell="1" allowOverlap="1" wp14:anchorId="57C7A391" wp14:editId="20DAC3F3">
                 <wp:simplePos x="0" y="0"/>
                 <wp:positionH relativeFrom="column">
                   <wp:posOffset>958850</wp:posOffset>
@@ -1106,7 +1039,7 @@
         <mc:AlternateContent>
           <mc:Choice Requires="wps">
             <w:drawing>
-              <wp:anchor distT="0" distB="0" distL="114300" distR="114300" simplePos="0" relativeHeight="251662336" behindDoc="0" locked="0" layoutInCell="1" allowOverlap="1" wp14:anchorId="25823174" wp14:editId="0EAFEE15">
+              <wp:anchor distT="0" distB="0" distL="114300" distR="114300" simplePos="0" relativeHeight="251662336" behindDoc="0" locked="0" layoutInCell="1" allowOverlap="1" wp14:anchorId="039C05B1" wp14:editId="1393048F">
                 <wp:simplePos x="0" y="0"/>
                 <wp:positionH relativeFrom="column">
                   <wp:posOffset>965200</wp:posOffset>
@@ -1200,7 +1133,7 @@
         <mc:AlternateContent>
           <mc:Choice Requires="wps">
             <w:drawing>
-              <wp:anchor distT="0" distB="0" distL="114300" distR="114300" simplePos="0" relativeHeight="251660288" behindDoc="0" locked="0" layoutInCell="1" allowOverlap="1" wp14:anchorId="0E4D6549" wp14:editId="4A336A33">
+              <wp:anchor distT="0" distB="0" distL="114300" distR="114300" simplePos="0" relativeHeight="251660288" behindDoc="0" locked="0" layoutInCell="1" allowOverlap="1" wp14:anchorId="0A22B0B4" wp14:editId="6FE19931">
                 <wp:simplePos x="0" y="0"/>
                 <wp:positionH relativeFrom="column">
                   <wp:posOffset>971550</wp:posOffset>
@@ -1295,7 +1228,99 @@
     <w:p/>
     <w:p/>
     <w:p/>
-    <w:p/>
+    <w:p>
+      <w:r>
+        <w:rPr>
+          <w:noProof/>
+          <w:lang w:bidi="my-MM"/>
+        </w:rPr>
+        <mc:AlternateContent>
+          <mc:Choice Requires="wps">
+            <w:drawing>
+              <wp:anchor distT="45720" distB="45720" distL="114300" distR="114300" simplePos="0" relativeHeight="251676672" behindDoc="0" locked="0" layoutInCell="1" allowOverlap="1" wp14:anchorId="450ACF51" wp14:editId="4AC04206">
+                <wp:simplePos x="0" y="0"/>
+                <wp:positionH relativeFrom="column">
+                  <wp:posOffset>4591050</wp:posOffset>
+                </wp:positionH>
+                <wp:positionV relativeFrom="paragraph">
+                  <wp:posOffset>84455</wp:posOffset>
+                </wp:positionV>
+                <wp:extent cx="819150" cy="285750"/>
+                <wp:effectExtent l="0" t="0" r="19050" b="19050"/>
+                <wp:wrapSquare wrapText="bothSides"/>
+                <wp:docPr id="10" name="Text Box 2"/>
+                <wp:cNvGraphicFramePr>
+                  <a:graphicFrameLocks xmlns:a="http://schemas.openxmlformats.org/drawingml/2006/main"/>
+                </wp:cNvGraphicFramePr>
+                <a:graphic xmlns:a="http://schemas.openxmlformats.org/drawingml/2006/main">
+                  <a:graphicData uri="http://schemas.microsoft.com/office/word/2010/wordprocessingShape">
+                    <wps:wsp>
+                      <wps:cNvSpPr txBox="1">
+                        <a:spLocks noChangeArrowheads="1"/>
+                      </wps:cNvSpPr>
+                      <wps:spPr bwMode="auto">
+                        <a:xfrm>
+                          <a:off x="0" y="0"/>
+                          <a:ext cx="819150" cy="285750"/>
+                        </a:xfrm>
+                        <a:prstGeom prst="rect">
+                          <a:avLst/>
+                        </a:prstGeom>
+                        <a:solidFill>
+                          <a:srgbClr val="FFFFFF"/>
+                        </a:solidFill>
+                        <a:ln w="9525">
+                          <a:solidFill>
+                            <a:srgbClr val="000000"/>
+                          </a:solidFill>
+                          <a:miter lim="800000"/>
+                          <a:headEnd/>
+                          <a:tailEnd/>
+                        </a:ln>
+                      </wps:spPr>
+                      <wps:txbx>
+                        <w:txbxContent>
+                          <w:p>
+                            <w:r>
+                              <w:t>Retrieve</w:t>
+                            </w:r>
+                          </w:p>
+                        </w:txbxContent>
+                      </wps:txbx>
+                      <wps:bodyPr rot="0" vert="horz" wrap="square" lIns="91440" tIns="45720" rIns="91440" bIns="45720" anchor="t" anchorCtr="0">
+                        <a:noAutofit/>
+                      </wps:bodyPr>
+                    </wps:wsp>
+                  </a:graphicData>
+                </a:graphic>
+                <wp14:sizeRelH relativeFrom="margin">
+                  <wp14:pctWidth>0</wp14:pctWidth>
+                </wp14:sizeRelH>
+                <wp14:sizeRelV relativeFrom="margin">
+                  <wp14:pctHeight>0</wp14:pctHeight>
+                </wp14:sizeRelV>
+              </wp:anchor>
+            </w:drawing>
+          </mc:Choice>
+          <mc:Fallback>
+            <w:pict>
+              <v:shape w14:anchorId="450ACF51" id="_x0000_s1035" type="#_x0000_t202" style="position:absolute;margin-left:361.5pt;margin-top:6.65pt;width:64.5pt;height:22.5pt;z-index:251676672;visibility:visible;mso-wrap-style:square;mso-width-percent:0;mso-height-percent:0;mso-wrap-distance-left:9pt;mso-wrap-distance-top:3.6pt;mso-wrap-distance-right:9pt;mso-wrap-distance-bottom:3.6pt;mso-position-horizontal:absolute;mso-position-horizontal-relative:text;mso-position-vertical:absolute;mso-position-vertical-relative:text;mso-width-percent:0;mso-height-percent:0;mso-width-relative:margin;mso-height-relative:margin;v-text-anchor:top" o:gfxdata="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">
+                <v:textbox>
+                  <w:txbxContent>
+                    <w:p>
+                      <w:r>
+                        <w:t>Retrieve</w:t>
+                      </w:r>
+                    </w:p>
+                  </w:txbxContent>
+                </v:textbox>
+                <w10:wrap type="square"/>
+              </v:shape>
+            </w:pict>
+          </mc:Fallback>
+        </mc:AlternateContent>
+      </w:r>
+    </w:p>
     <w:p/>
     <w:p/>
     <w:p/>
@@ -1456,127 +1481,7 @@
         <mc:AlternateContent>
           <mc:Choice Requires="wps">
             <w:drawing>
-              <wp:anchor distT="0" distB="0" distL="114300" distR="114300" simplePos="0" relativeHeight="251686912" behindDoc="0" locked="0" layoutInCell="1" allowOverlap="1" wp14:anchorId="374A9CDF" wp14:editId="4470E935">
-                <wp:simplePos x="0" y="0"/>
-                <wp:positionH relativeFrom="column">
-                  <wp:posOffset>933450</wp:posOffset>
-                </wp:positionH>
-                <wp:positionV relativeFrom="paragraph">
-                  <wp:posOffset>1018540</wp:posOffset>
-                </wp:positionV>
-                <wp:extent cx="3187700" cy="558800"/>
-                <wp:effectExtent l="0" t="0" r="12700" b="12700"/>
-                <wp:wrapNone/>
-                <wp:docPr id="16" name="Rectangle 16"/>
-                <wp:cNvGraphicFramePr/>
-                <a:graphic xmlns:a="http://schemas.openxmlformats.org/drawingml/2006/main">
-                  <a:graphicData uri="http://schemas.microsoft.com/office/word/2010/wordprocessingShape">
-                    <wps:wsp>
-                      <wps:cNvSpPr/>
-                      <wps:spPr>
-                        <a:xfrm>
-                          <a:off x="0" y="0"/>
-                          <a:ext cx="3187700" cy="558800"/>
-                        </a:xfrm>
-                        <a:prstGeom prst="rect">
-                          <a:avLst/>
-                        </a:prstGeom>
-                      </wps:spPr>
-                      <wps:style>
-                        <a:lnRef idx="2">
-                          <a:schemeClr val="accent1">
-                            <a:shade val="50000"/>
-                          </a:schemeClr>
-                        </a:lnRef>
-                        <a:fillRef idx="1">
-                          <a:schemeClr val="accent1"/>
-                        </a:fillRef>
-                        <a:effectRef idx="0">
-                          <a:schemeClr val="accent1"/>
-                        </a:effectRef>
-                        <a:fontRef idx="minor">
-                          <a:schemeClr val="lt1"/>
-                        </a:fontRef>
-                      </wps:style>
-                      <wps:txbx>
-                        <w:txbxContent>
-                          <w:p>
-                            <w:pPr>
-                              <w:spacing w:after="0"/>
-                              <w:jc w:val="center"/>
-                            </w:pPr>
-                            <w:r>
-                              <w:t>Show product info in form fields</w:t>
-                            </w:r>
-                          </w:p>
-                          <w:p>
-                            <w:pPr>
-                              <w:spacing w:after="0"/>
-                              <w:jc w:val="center"/>
-                            </w:pPr>
-                            <w:r>
-                              <w:t>Object Data to HTML elements</w:t>
-                            </w:r>
-                          </w:p>
-                        </w:txbxContent>
-                      </wps:txbx>
-                      <wps:bodyPr rot="0" spcFirstLastPara="0" vertOverflow="overflow" horzOverflow="overflow" vert="horz" wrap="square" lIns="91440" tIns="45720" rIns="91440" bIns="45720" numCol="1" spcCol="0" rtlCol="0" fromWordArt="0" anchor="ctr" anchorCtr="0" forceAA="0" compatLnSpc="1">
-                        <a:prstTxWarp prst="textNoShape">
-                          <a:avLst/>
-                        </a:prstTxWarp>
-                        <a:noAutofit/>
-                      </wps:bodyPr>
-                    </wps:wsp>
-                  </a:graphicData>
-                </a:graphic>
-                <wp14:sizeRelH relativeFrom="margin">
-                  <wp14:pctWidth>0</wp14:pctWidth>
-                </wp14:sizeRelH>
-                <wp14:sizeRelV relativeFrom="margin">
-                  <wp14:pctHeight>0</wp14:pctHeight>
-                </wp14:sizeRelV>
-              </wp:anchor>
-            </w:drawing>
-          </mc:Choice>
-          <mc:Fallback>
-            <w:pict>
-              <v:rect w14:anchorId="374A9CDF" id="Rectangle 16" o:spid="_x0000_s1037" style="position:absolute;left:0;text-align:left;margin-left:73.5pt;margin-top:80.2pt;width:251pt;height:44pt;z-index:251686912;visibility:visible;mso-wrap-style:square;mso-width-percent:0;mso-height-percent:0;mso-wrap-distance-left:9pt;mso-wrap-distance-top:0;mso-wrap-distance-right:9pt;mso-wrap-distance-bottom:0;mso-position-horizontal:absolute;mso-position-horizontal-relative:text;mso-position-vertical:absolute;mso-position-vertical-relative:text;mso-width-percent:0;mso-height-percent:0;mso-width-relative:margin;mso-height-relative:margin;v-text-anchor:middle" o:gfxdata="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" fillcolor="#5b9bd5 [3204]" strokecolor="#1f4d78 [1604]" strokeweight="1pt">
-                <v:textbox>
-                  <w:txbxContent>
-                    <w:p>
-                      <w:pPr>
-                        <w:spacing w:after="0"/>
-                        <w:jc w:val="center"/>
-                      </w:pPr>
-                      <w:r>
-                        <w:t>Show product info in form fields</w:t>
-                      </w:r>
-                    </w:p>
-                    <w:p>
-                      <w:pPr>
-                        <w:spacing w:after="0"/>
-                        <w:jc w:val="center"/>
-                      </w:pPr>
-                      <w:r>
-                        <w:t>Object Data to HTML elements</w:t>
-                      </w:r>
-                    </w:p>
-                  </w:txbxContent>
-                </v:textbox>
-              </v:rect>
-            </w:pict>
-          </mc:Fallback>
-        </mc:AlternateContent>
-      </w:r>
-      <w:r>
-        <w:rPr>
-          <w:noProof/>
-          <w:lang w:bidi="my-MM"/>
-        </w:rPr>
-        <mc:AlternateContent>
-          <mc:Choice Requires="wps">
-            <w:drawing>
-              <wp:anchor distT="0" distB="0" distL="114300" distR="114300" simplePos="0" relativeHeight="251684864" behindDoc="0" locked="0" layoutInCell="1" allowOverlap="1" wp14:anchorId="217CA2F0" wp14:editId="4583857D">
+              <wp:anchor distT="0" distB="0" distL="114300" distR="114300" simplePos="0" relativeHeight="251684864" behindDoc="0" locked="0" layoutInCell="1" allowOverlap="1" wp14:anchorId="7A5FEB31" wp14:editId="4CCEA279">
                 <wp:simplePos x="0" y="0"/>
                 <wp:positionH relativeFrom="column">
                   <wp:posOffset>965200</wp:posOffset>
@@ -1650,7 +1555,7 @@
           </mc:Choice>
           <mc:Fallback>
             <w:pict>
-              <v:rect w14:anchorId="217CA2F0" id="Rectangle 15" o:spid="_x0000_s1038" style="position:absolute;left:0;text-align:left;margin-left:76pt;margin-top:37pt;width:251pt;height:31pt;z-index:251684864;visibility:visible;mso-wrap-style:square;mso-width-percent:0;mso-height-percent:0;mso-wrap-distance-left:9pt;mso-wrap-distance-top:0;mso-wrap-distance-right:9pt;mso-wrap-distance-bottom:0;mso-position-horizontal:absolute;mso-position-horizontal-relative:text;mso-position-vertical:absolute;mso-position-vertical-relative:text;mso-width-percent:0;mso-height-percent:0;mso-width-relative:margin;mso-height-relative:margin;v-text-anchor:middle" o:gfxdata="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" fillcolor="#5b9bd5 [3204]" strokecolor="#1f4d78 [1604]" strokeweight="1pt">
+              <v:rect w14:anchorId="7A5FEB31" id="Rectangle 15" o:spid="_x0000_s1037" style="position:absolute;left:0;text-align:left;margin-left:76pt;margin-top:37pt;width:251pt;height:31pt;z-index:251684864;visibility:visible;mso-wrap-style:square;mso-width-percent:0;mso-height-percent:0;mso-wrap-distance-left:9pt;mso-wrap-distance-top:0;mso-wrap-distance-right:9pt;mso-wrap-distance-bottom:0;mso-position-horizontal:absolute;mso-position-horizontal-relative:text;mso-position-vertical:absolute;mso-position-vertical-relative:text;mso-width-percent:0;mso-height-percent:0;mso-width-relative:margin;mso-height-relative:margin;v-text-anchor:middle" o:gfxdata="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" fillcolor="#5b9bd5 [3204]" strokecolor="#1f4d78 [1604]" strokeweight="1pt">
                 <v:textbox>
                   <w:txbxContent>
                     <w:p>
@@ -1713,15 +1618,126 @@
         </w:tabs>
         <w:ind w:left="6480"/>
       </w:pPr>
-    </w:p>
-    <w:p>
-      <w:pPr>
-        <w:pStyle w:val="ListParagraph"/>
-        <w:tabs>
-          <w:tab w:val="left" w:pos="6730"/>
-        </w:tabs>
-        <w:ind w:left="6480"/>
-      </w:pPr>
+      <w:r>
+        <w:rPr>
+          <w:noProof/>
+          <w:lang w:bidi="my-MM"/>
+        </w:rPr>
+        <mc:AlternateContent>
+          <mc:Choice Requires="wps">
+            <w:drawing>
+              <wp:anchor distT="0" distB="0" distL="114300" distR="114300" simplePos="0" relativeHeight="251686912" behindDoc="0" locked="0" layoutInCell="1" allowOverlap="1" wp14:anchorId="0C694FEF" wp14:editId="3F2C2AB6">
+                <wp:simplePos x="0" y="0"/>
+                <wp:positionH relativeFrom="column">
+                  <wp:posOffset>933450</wp:posOffset>
+                </wp:positionH>
+                <wp:positionV relativeFrom="paragraph">
+                  <wp:posOffset>15875</wp:posOffset>
+                </wp:positionV>
+                <wp:extent cx="3187700" cy="558800"/>
+                <wp:effectExtent l="0" t="0" r="12700" b="12700"/>
+                <wp:wrapNone/>
+                <wp:docPr id="16" name="Rectangle 16"/>
+                <wp:cNvGraphicFramePr/>
+                <a:graphic xmlns:a="http://schemas.openxmlformats.org/drawingml/2006/main">
+                  <a:graphicData uri="http://schemas.microsoft.com/office/word/2010/wordprocessingShape">
+                    <wps:wsp>
+                      <wps:cNvSpPr/>
+                      <wps:spPr>
+                        <a:xfrm>
+                          <a:off x="0" y="0"/>
+                          <a:ext cx="3187700" cy="558800"/>
+                        </a:xfrm>
+                        <a:prstGeom prst="rect">
+                          <a:avLst/>
+                        </a:prstGeom>
+                      </wps:spPr>
+                      <wps:style>
+                        <a:lnRef idx="2">
+                          <a:schemeClr val="accent1">
+                            <a:shade val="50000"/>
+                          </a:schemeClr>
+                        </a:lnRef>
+                        <a:fillRef idx="1">
+                          <a:schemeClr val="accent1"/>
+                        </a:fillRef>
+                        <a:effectRef idx="0">
+                          <a:schemeClr val="accent1"/>
+                        </a:effectRef>
+                        <a:fontRef idx="minor">
+                          <a:schemeClr val="lt1"/>
+                        </a:fontRef>
+                      </wps:style>
+                      <wps:txbx>
+                        <w:txbxContent>
+                          <w:p>
+                            <w:pPr>
+                              <w:spacing w:after="0"/>
+                              <w:jc w:val="center"/>
+                            </w:pPr>
+                            <w:r>
+                              <w:t>Show product info in form fields</w:t>
+                            </w:r>
+                          </w:p>
+                          <w:p>
+                            <w:pPr>
+                              <w:spacing w:after="0"/>
+                              <w:jc w:val="center"/>
+                            </w:pPr>
+                            <w:r>
+                              <w:t>Object Data to HTML elements</w:t>
+                            </w:r>
+                          </w:p>
+                        </w:txbxContent>
+                      </wps:txbx>
+                      <wps:bodyPr rot="0" spcFirstLastPara="0" vertOverflow="overflow" horzOverflow="overflow" vert="horz" wrap="square" lIns="91440" tIns="45720" rIns="91440" bIns="45720" numCol="1" spcCol="0" rtlCol="0" fromWordArt="0" anchor="ctr" anchorCtr="0" forceAA="0" compatLnSpc="1">
+                        <a:prstTxWarp prst="textNoShape">
+                          <a:avLst/>
+                        </a:prstTxWarp>
+                        <a:noAutofit/>
+                      </wps:bodyPr>
+                    </wps:wsp>
+                  </a:graphicData>
+                </a:graphic>
+                <wp14:sizeRelH relativeFrom="margin">
+                  <wp14:pctWidth>0</wp14:pctWidth>
+                </wp14:sizeRelH>
+                <wp14:sizeRelV relativeFrom="margin">
+                  <wp14:pctHeight>0</wp14:pctHeight>
+                </wp14:sizeRelV>
+              </wp:anchor>
+            </w:drawing>
+          </mc:Choice>
+          <mc:Fallback>
+            <w:pict>
+              <v:rect w14:anchorId="0C694FEF" id="Rectangle 16" o:spid="_x0000_s1038" style="position:absolute;left:0;text-align:left;margin-left:73.5pt;margin-top:1.25pt;width:251pt;height:44pt;z-index:251686912;visibility:visible;mso-wrap-style:square;mso-width-percent:0;mso-height-percent:0;mso-wrap-distance-left:9pt;mso-wrap-distance-top:0;mso-wrap-distance-right:9pt;mso-wrap-distance-bottom:0;mso-position-horizontal:absolute;mso-position-horizontal-relative:text;mso-position-vertical:absolute;mso-position-vertical-relative:text;mso-width-percent:0;mso-height-percent:0;mso-width-relative:margin;mso-height-relative:margin;v-text-anchor:middle" o:gfxdata="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" fillcolor="#5b9bd5 [3204]" strokecolor="#1f4d78 [1604]" strokeweight="1pt">
+                <v:textbox>
+                  <w:txbxContent>
+                    <w:p>
+                      <w:pPr>
+                        <w:spacing w:after="0"/>
+                        <w:jc w:val="center"/>
+                      </w:pPr>
+                      <w:r>
+                        <w:t>Show product info in form fields</w:t>
+                      </w:r>
+                    </w:p>
+                    <w:p>
+                      <w:pPr>
+                        <w:spacing w:after="0"/>
+                        <w:jc w:val="center"/>
+                      </w:pPr>
+                      <w:r>
+                        <w:t>Object Data to HTML elements</w:t>
+                      </w:r>
+                    </w:p>
+                  </w:txbxContent>
+                </v:textbox>
+              </v:rect>
+            </w:pict>
+          </mc:Fallback>
+        </mc:AlternateContent>
+      </w:r>
     </w:p>
     <w:p>
       <w:pPr>
@@ -1748,8 +1764,6 @@
           <w:tab w:val="left" w:pos="6730"/>
         </w:tabs>
       </w:pPr>
-      <w:bookmarkStart w:id="0" w:name="_GoBack"/>
-      <w:bookmarkEnd w:id="0"/>
     </w:p>
     <w:p>
       <w:pPr>
@@ -1764,6 +1778,9 @@
       </w:pPr>
       <w:r>
         <w:t>Update Function Flow</w:t>
+      </w:r>
+      <w:r>
+        <w:t xml:space="preserve"> (Update)</w:t>
       </w:r>
     </w:p>
     <w:p>
@@ -1895,6 +1912,97 @@
         <mc:AlternateContent>
           <mc:Choice Requires="wps">
             <w:drawing>
+              <wp:anchor distT="45720" distB="45720" distL="114300" distR="114300" simplePos="0" relativeHeight="251714560" behindDoc="0" locked="0" layoutInCell="1" allowOverlap="1" wp14:anchorId="41F45204" wp14:editId="54FB4CBA">
+                <wp:simplePos x="0" y="0"/>
+                <wp:positionH relativeFrom="column">
+                  <wp:posOffset>4387850</wp:posOffset>
+                </wp:positionH>
+                <wp:positionV relativeFrom="paragraph">
+                  <wp:posOffset>210185</wp:posOffset>
+                </wp:positionV>
+                <wp:extent cx="698500" cy="273050"/>
+                <wp:effectExtent l="0" t="0" r="25400" b="12700"/>
+                <wp:wrapSquare wrapText="bothSides"/>
+                <wp:docPr id="31" name="Text Box 2"/>
+                <wp:cNvGraphicFramePr>
+                  <a:graphicFrameLocks xmlns:a="http://schemas.openxmlformats.org/drawingml/2006/main"/>
+                </wp:cNvGraphicFramePr>
+                <a:graphic xmlns:a="http://schemas.openxmlformats.org/drawingml/2006/main">
+                  <a:graphicData uri="http://schemas.microsoft.com/office/word/2010/wordprocessingShape">
+                    <wps:wsp>
+                      <wps:cNvSpPr txBox="1">
+                        <a:spLocks noChangeArrowheads="1"/>
+                      </wps:cNvSpPr>
+                      <wps:spPr bwMode="auto">
+                        <a:xfrm>
+                          <a:off x="0" y="0"/>
+                          <a:ext cx="698500" cy="273050"/>
+                        </a:xfrm>
+                        <a:prstGeom prst="rect">
+                          <a:avLst/>
+                        </a:prstGeom>
+                        <a:solidFill>
+                          <a:srgbClr val="FFFFFF"/>
+                        </a:solidFill>
+                        <a:ln w="9525">
+                          <a:solidFill>
+                            <a:srgbClr val="000000"/>
+                          </a:solidFill>
+                          <a:miter lim="800000"/>
+                          <a:headEnd/>
+                          <a:tailEnd/>
+                        </a:ln>
+                      </wps:spPr>
+                      <wps:txbx>
+                        <w:txbxContent>
+                          <w:p>
+                            <w:r>
+                              <w:t>Update</w:t>
+                            </w:r>
+                          </w:p>
+                        </w:txbxContent>
+                      </wps:txbx>
+                      <wps:bodyPr rot="0" vert="horz" wrap="square" lIns="91440" tIns="45720" rIns="91440" bIns="45720" anchor="t" anchorCtr="0">
+                        <a:noAutofit/>
+                      </wps:bodyPr>
+                    </wps:wsp>
+                  </a:graphicData>
+                </a:graphic>
+                <wp14:sizeRelH relativeFrom="margin">
+                  <wp14:pctWidth>0</wp14:pctWidth>
+                </wp14:sizeRelH>
+                <wp14:sizeRelV relativeFrom="margin">
+                  <wp14:pctHeight>0</wp14:pctHeight>
+                </wp14:sizeRelV>
+              </wp:anchor>
+            </w:drawing>
+          </mc:Choice>
+          <mc:Fallback>
+            <w:pict>
+              <v:shape w14:anchorId="41F45204" id="_x0000_s1040" type="#_x0000_t202" style="position:absolute;left:0;text-align:left;margin-left:345.5pt;margin-top:16.55pt;width:55pt;height:21.5pt;z-index:251714560;visibility:visible;mso-wrap-style:square;mso-width-percent:0;mso-height-percent:0;mso-wrap-distance-left:9pt;mso-wrap-distance-top:3.6pt;mso-wrap-distance-right:9pt;mso-wrap-distance-bottom:3.6pt;mso-position-horizontal:absolute;mso-position-horizontal-relative:text;mso-position-vertical:absolute;mso-position-vertical-relative:text;mso-width-percent:0;mso-height-percent:0;mso-width-relative:margin;mso-height-relative:margin;v-text-anchor:top" o:gfxdata="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">
+                <v:textbox>
+                  <w:txbxContent>
+                    <w:p>
+                      <w:r>
+                        <w:t>Update</w:t>
+                      </w:r>
+                    </w:p>
+                  </w:txbxContent>
+                </v:textbox>
+                <w10:wrap type="square"/>
+              </v:shape>
+            </w:pict>
+          </mc:Fallback>
+        </mc:AlternateContent>
+      </w:r>
+      <w:r>
+        <w:rPr>
+          <w:noProof/>
+          <w:lang w:bidi="my-MM"/>
+        </w:rPr>
+        <mc:AlternateContent>
+          <mc:Choice Requires="wps">
+            <w:drawing>
               <wp:anchor distT="0" distB="0" distL="114300" distR="114300" simplePos="0" relativeHeight="251691008" behindDoc="0" locked="0" layoutInCell="1" allowOverlap="1" wp14:anchorId="56728A73" wp14:editId="033653F1">
                 <wp:simplePos x="0" y="0"/>
                 <wp:positionH relativeFrom="column">
@@ -1975,7 +2083,7 @@
           </mc:Choice>
           <mc:Fallback>
             <w:pict>
-              <v:rect w14:anchorId="56728A73" id="Rectangle 18" o:spid="_x0000_s1040" style="position:absolute;left:0;text-align:left;margin-left:78pt;margin-top:34.3pt;width:251pt;height:35pt;z-index:251691008;visibility:visible;mso-wrap-style:square;mso-width-percent:0;mso-height-percent:0;mso-wrap-distance-left:9pt;mso-wrap-distance-top:0;mso-wrap-distance-right:9pt;mso-wrap-distance-bottom:0;mso-position-horizontal:absolute;mso-position-horizontal-relative:text;mso-position-vertical:absolute;mso-position-vertical-relative:text;mso-width-percent:0;mso-height-percent:0;mso-width-relative:margin;mso-height-relative:margin;v-text-anchor:middle" o:gfxdata="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" fillcolor="#5b9bd5 [3204]" strokecolor="#1f4d78 [1604]" strokeweight="1pt">
+              <v:rect w14:anchorId="56728A73" id="Rectangle 18" o:spid="_x0000_s1041" style="position:absolute;left:0;text-align:left;margin-left:78pt;margin-top:34.3pt;width:251pt;height:35pt;z-index:251691008;visibility:visible;mso-wrap-style:square;mso-width-percent:0;mso-height-percent:0;mso-wrap-distance-left:9pt;mso-wrap-distance-top:0;mso-wrap-distance-right:9pt;mso-wrap-distance-bottom:0;mso-position-horizontal:absolute;mso-position-horizontal-relative:text;mso-position-vertical:absolute;mso-position-vertical-relative:text;mso-width-percent:0;mso-height-percent:0;mso-width-relative:margin;mso-height-relative:margin;v-text-anchor:middle" o:gfxdata="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" fillcolor="#5b9bd5 [3204]" strokecolor="#1f4d78 [1604]" strokeweight="1pt">
                 <v:textbox>
                   <w:txbxContent>
                     <w:p>
@@ -2360,6 +2468,907 @@
         </mc:AlternateContent>
       </w:r>
     </w:p>
+    <w:p/>
+    <w:p>
+      <w:r>
+        <w:rPr>
+          <w:noProof/>
+          <w:lang w:bidi="my-MM"/>
+        </w:rPr>
+        <mc:AlternateContent>
+          <mc:Choice Requires="wps">
+            <w:drawing>
+              <wp:anchor distT="45720" distB="45720" distL="114300" distR="114300" simplePos="0" relativeHeight="251716608" behindDoc="0" locked="0" layoutInCell="1" allowOverlap="1" wp14:anchorId="1AADED87" wp14:editId="1D7E1083">
+                <wp:simplePos x="0" y="0"/>
+                <wp:positionH relativeFrom="column">
+                  <wp:posOffset>4552950</wp:posOffset>
+                </wp:positionH>
+                <wp:positionV relativeFrom="paragraph">
+                  <wp:posOffset>96520</wp:posOffset>
+                </wp:positionV>
+                <wp:extent cx="698500" cy="273050"/>
+                <wp:effectExtent l="0" t="0" r="25400" b="12700"/>
+                <wp:wrapSquare wrapText="bothSides"/>
+                <wp:docPr id="32" name="Text Box 2"/>
+                <wp:cNvGraphicFramePr>
+                  <a:graphicFrameLocks xmlns:a="http://schemas.openxmlformats.org/drawingml/2006/main"/>
+                </wp:cNvGraphicFramePr>
+                <a:graphic xmlns:a="http://schemas.openxmlformats.org/drawingml/2006/main">
+                  <a:graphicData uri="http://schemas.microsoft.com/office/word/2010/wordprocessingShape">
+                    <wps:wsp>
+                      <wps:cNvSpPr txBox="1">
+                        <a:spLocks noChangeArrowheads="1"/>
+                      </wps:cNvSpPr>
+                      <wps:spPr bwMode="auto">
+                        <a:xfrm>
+                          <a:off x="0" y="0"/>
+                          <a:ext cx="698500" cy="273050"/>
+                        </a:xfrm>
+                        <a:prstGeom prst="rect">
+                          <a:avLst/>
+                        </a:prstGeom>
+                        <a:solidFill>
+                          <a:srgbClr val="FFFFFF"/>
+                        </a:solidFill>
+                        <a:ln w="9525">
+                          <a:solidFill>
+                            <a:srgbClr val="000000"/>
+                          </a:solidFill>
+                          <a:miter lim="800000"/>
+                          <a:headEnd/>
+                          <a:tailEnd/>
+                        </a:ln>
+                      </wps:spPr>
+                      <wps:txbx>
+                        <w:txbxContent>
+                          <w:p>
+                            <w:r>
+                              <w:t>Retrieve</w:t>
+                            </w:r>
+                          </w:p>
+                        </w:txbxContent>
+                      </wps:txbx>
+                      <wps:bodyPr rot="0" vert="horz" wrap="square" lIns="91440" tIns="45720" rIns="91440" bIns="45720" anchor="t" anchorCtr="0">
+                        <a:noAutofit/>
+                      </wps:bodyPr>
+                    </wps:wsp>
+                  </a:graphicData>
+                </a:graphic>
+                <wp14:sizeRelH relativeFrom="margin">
+                  <wp14:pctWidth>0</wp14:pctWidth>
+                </wp14:sizeRelH>
+                <wp14:sizeRelV relativeFrom="margin">
+                  <wp14:pctHeight>0</wp14:pctHeight>
+                </wp14:sizeRelV>
+              </wp:anchor>
+            </w:drawing>
+          </mc:Choice>
+          <mc:Fallback>
+            <w:pict>
+              <v:shape w14:anchorId="1AADED87" id="_x0000_s1044" type="#_x0000_t202" style="position:absolute;margin-left:358.5pt;margin-top:7.6pt;width:55pt;height:21.5pt;z-index:251716608;visibility:visible;mso-wrap-style:square;mso-width-percent:0;mso-height-percent:0;mso-wrap-distance-left:9pt;mso-wrap-distance-top:3.6pt;mso-wrap-distance-right:9pt;mso-wrap-distance-bottom:3.6pt;mso-position-horizontal:absolute;mso-position-horizontal-relative:text;mso-position-vertical:absolute;mso-position-vertical-relative:text;mso-width-percent:0;mso-height-percent:0;mso-width-relative:margin;mso-height-relative:margin;v-text-anchor:top" o:gfxdata="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">
+                <v:textbox>
+                  <w:txbxContent>
+                    <w:p>
+                      <w:r>
+                        <w:t>Retrieve</w:t>
+                      </w:r>
+                    </w:p>
+                  </w:txbxContent>
+                </v:textbox>
+                <w10:wrap type="square"/>
+              </v:shape>
+            </w:pict>
+          </mc:Fallback>
+        </mc:AlternateContent>
+      </w:r>
+    </w:p>
+    <w:p>
+      <w:pPr>
+        <w:pStyle w:val="ListParagraph"/>
+        <w:numPr>
+          <w:ilvl w:val="0"/>
+          <w:numId w:val="1"/>
+        </w:numPr>
+        <w:tabs>
+          <w:tab w:val="left" w:pos="6610"/>
+        </w:tabs>
+      </w:pPr>
+      <w:r>
+        <w:lastRenderedPageBreak/>
+        <w:t>Delete Function Flow</w:t>
+      </w:r>
+      <w:r>
+        <w:t xml:space="preserve"> (Delete)</w:t>
+      </w:r>
+    </w:p>
+    <w:p>
+      <w:pPr>
+        <w:pStyle w:val="ListParagraph"/>
+        <w:tabs>
+          <w:tab w:val="left" w:pos="6610"/>
+        </w:tabs>
+      </w:pPr>
+      <w:r>
+        <mc:AlternateContent>
+          <mc:Choice Requires="wps">
+            <w:drawing>
+              <wp:anchor distT="0" distB="0" distL="114300" distR="114300" simplePos="0" relativeHeight="251700224" behindDoc="0" locked="0" layoutInCell="1" allowOverlap="1" wp14:anchorId="7CB1C18E" wp14:editId="4A5B6623">
+                <wp:simplePos x="0" y="0"/>
+                <wp:positionH relativeFrom="column">
+                  <wp:posOffset>1289050</wp:posOffset>
+                </wp:positionH>
+                <wp:positionV relativeFrom="paragraph">
+                  <wp:posOffset>184150</wp:posOffset>
+                </wp:positionV>
+                <wp:extent cx="3187700" cy="482600"/>
+                <wp:effectExtent l="0" t="0" r="12700" b="12700"/>
+                <wp:wrapNone/>
+                <wp:docPr id="23" name="Rectangle 23"/>
+                <wp:cNvGraphicFramePr/>
+                <a:graphic xmlns:a="http://schemas.openxmlformats.org/drawingml/2006/main">
+                  <a:graphicData uri="http://schemas.microsoft.com/office/word/2010/wordprocessingShape">
+                    <wps:wsp>
+                      <wps:cNvSpPr/>
+                      <wps:spPr>
+                        <a:xfrm>
+                          <a:off x="0" y="0"/>
+                          <a:ext cx="3187700" cy="482600"/>
+                        </a:xfrm>
+                        <a:prstGeom prst="rect">
+                          <a:avLst/>
+                        </a:prstGeom>
+                      </wps:spPr>
+                      <wps:style>
+                        <a:lnRef idx="2">
+                          <a:schemeClr val="accent1">
+                            <a:shade val="50000"/>
+                          </a:schemeClr>
+                        </a:lnRef>
+                        <a:fillRef idx="1">
+                          <a:schemeClr val="accent1"/>
+                        </a:fillRef>
+                        <a:effectRef idx="0">
+                          <a:schemeClr val="accent1"/>
+                        </a:effectRef>
+                        <a:fontRef idx="minor">
+                          <a:schemeClr val="lt1"/>
+                        </a:fontRef>
+                      </wps:style>
+                      <wps:txbx>
+                        <w:txbxContent>
+                          <w:p>
+                            <w:pPr>
+                              <w:jc w:val="center"/>
+                            </w:pPr>
+                            <w:r>
+                              <w:t>Pass Product ID as Parameter</w:t>
+                            </w:r>
+                            <w:r>
+                              <w:t>, and find index of product</w:t>
+                            </w:r>
+                          </w:p>
+                        </w:txbxContent>
+                      </wps:txbx>
+                      <wps:bodyPr rot="0" spcFirstLastPara="0" vertOverflow="overflow" horzOverflow="overflow" vert="horz" wrap="square" lIns="91440" tIns="45720" rIns="91440" bIns="45720" numCol="1" spcCol="0" rtlCol="0" fromWordArt="0" anchor="ctr" anchorCtr="0" forceAA="0" compatLnSpc="1">
+                        <a:prstTxWarp prst="textNoShape">
+                          <a:avLst/>
+                        </a:prstTxWarp>
+                        <a:noAutofit/>
+                      </wps:bodyPr>
+                    </wps:wsp>
+                  </a:graphicData>
+                </a:graphic>
+                <wp14:sizeRelH relativeFrom="margin">
+                  <wp14:pctWidth>0</wp14:pctWidth>
+                </wp14:sizeRelH>
+                <wp14:sizeRelV relativeFrom="margin">
+                  <wp14:pctHeight>0</wp14:pctHeight>
+                </wp14:sizeRelV>
+              </wp:anchor>
+            </w:drawing>
+          </mc:Choice>
+          <mc:Fallback>
+            <w:pict>
+              <v:rect w14:anchorId="7CB1C18E" id="Rectangle 23" o:spid="_x0000_s1045" style="position:absolute;left:0;text-align:left;margin-left:101.5pt;margin-top:14.5pt;width:251pt;height:38pt;z-index:251700224;visibility:visible;mso-wrap-style:square;mso-width-percent:0;mso-height-percent:0;mso-wrap-distance-left:9pt;mso-wrap-distance-top:0;mso-wrap-distance-right:9pt;mso-wrap-distance-bottom:0;mso-position-horizontal:absolute;mso-position-horizontal-relative:text;mso-position-vertical:absolute;mso-position-vertical-relative:text;mso-width-percent:0;mso-height-percent:0;mso-width-relative:margin;mso-height-relative:margin;v-text-anchor:middle" o:gfxdata="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" fillcolor="#5b9bd5 [3204]" strokecolor="#1f4d78 [1604]" strokeweight="1pt">
+                <v:textbox>
+                  <w:txbxContent>
+                    <w:p>
+                      <w:pPr>
+                        <w:jc w:val="center"/>
+                      </w:pPr>
+                      <w:r>
+                        <w:t>Pass Product ID as Parameter</w:t>
+                      </w:r>
+                      <w:r>
+                        <w:t>, and find index of product</w:t>
+                      </w:r>
+                    </w:p>
+                  </w:txbxContent>
+                </v:textbox>
+              </v:rect>
+            </w:pict>
+          </mc:Fallback>
+        </mc:AlternateContent>
+      </w:r>
+    </w:p>
+    <w:p>
+      <w:pPr>
+        <w:pStyle w:val="ListParagraph"/>
+        <w:tabs>
+          <w:tab w:val="left" w:pos="6610"/>
+        </w:tabs>
+      </w:pPr>
+      <w:r>
+        <w:rPr>
+          <w:noProof/>
+          <w:lang w:bidi="my-MM"/>
+        </w:rPr>
+        <mc:AlternateContent>
+          <mc:Choice Requires="wps">
+            <w:drawing>
+              <wp:anchor distT="45720" distB="45720" distL="114300" distR="114300" simplePos="0" relativeHeight="251712512" behindDoc="0" locked="0" layoutInCell="1" allowOverlap="1" wp14:anchorId="6E531C39" wp14:editId="056EA561">
+                <wp:simplePos x="0" y="0"/>
+                <wp:positionH relativeFrom="column">
+                  <wp:posOffset>4851400</wp:posOffset>
+                </wp:positionH>
+                <wp:positionV relativeFrom="paragraph">
+                  <wp:posOffset>1187450</wp:posOffset>
+                </wp:positionV>
+                <wp:extent cx="698500" cy="273050"/>
+                <wp:effectExtent l="0" t="0" r="25400" b="12700"/>
+                <wp:wrapSquare wrapText="bothSides"/>
+                <wp:docPr id="30" name="Text Box 2"/>
+                <wp:cNvGraphicFramePr>
+                  <a:graphicFrameLocks xmlns:a="http://schemas.openxmlformats.org/drawingml/2006/main"/>
+                </wp:cNvGraphicFramePr>
+                <a:graphic xmlns:a="http://schemas.openxmlformats.org/drawingml/2006/main">
+                  <a:graphicData uri="http://schemas.microsoft.com/office/word/2010/wordprocessingShape">
+                    <wps:wsp>
+                      <wps:cNvSpPr txBox="1">
+                        <a:spLocks noChangeArrowheads="1"/>
+                      </wps:cNvSpPr>
+                      <wps:spPr bwMode="auto">
+                        <a:xfrm>
+                          <a:off x="0" y="0"/>
+                          <a:ext cx="698500" cy="273050"/>
+                        </a:xfrm>
+                        <a:prstGeom prst="rect">
+                          <a:avLst/>
+                        </a:prstGeom>
+                        <a:solidFill>
+                          <a:srgbClr val="FFFFFF"/>
+                        </a:solidFill>
+                        <a:ln w="9525">
+                          <a:solidFill>
+                            <a:srgbClr val="000000"/>
+                          </a:solidFill>
+                          <a:miter lim="800000"/>
+                          <a:headEnd/>
+                          <a:tailEnd/>
+                        </a:ln>
+                      </wps:spPr>
+                      <wps:txbx>
+                        <w:txbxContent>
+                          <w:p>
+                            <w:r>
+                              <w:t>Retrieve</w:t>
+                            </w:r>
+                          </w:p>
+                        </w:txbxContent>
+                      </wps:txbx>
+                      <wps:bodyPr rot="0" vert="horz" wrap="square" lIns="91440" tIns="45720" rIns="91440" bIns="45720" anchor="t" anchorCtr="0">
+                        <a:noAutofit/>
+                      </wps:bodyPr>
+                    </wps:wsp>
+                  </a:graphicData>
+                </a:graphic>
+                <wp14:sizeRelH relativeFrom="margin">
+                  <wp14:pctWidth>0</wp14:pctWidth>
+                </wp14:sizeRelH>
+                <wp14:sizeRelV relativeFrom="margin">
+                  <wp14:pctHeight>0</wp14:pctHeight>
+                </wp14:sizeRelV>
+              </wp:anchor>
+            </w:drawing>
+          </mc:Choice>
+          <mc:Fallback>
+            <w:pict>
+              <v:shape w14:anchorId="6E531C39" id="_x0000_s1046" type="#_x0000_t202" style="position:absolute;left:0;text-align:left;margin-left:382pt;margin-top:93.5pt;width:55pt;height:21.5pt;z-index:251712512;visibility:visible;mso-wrap-style:square;mso-width-percent:0;mso-height-percent:0;mso-wrap-distance-left:9pt;mso-wrap-distance-top:3.6pt;mso-wrap-distance-right:9pt;mso-wrap-distance-bottom:3.6pt;mso-position-horizontal:absolute;mso-position-horizontal-relative:text;mso-position-vertical:absolute;mso-position-vertical-relative:text;mso-width-percent:0;mso-height-percent:0;mso-width-relative:margin;mso-height-relative:margin;v-text-anchor:top" o:gfxdata="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">
+                <v:textbox>
+                  <w:txbxContent>
+                    <w:p>
+                      <w:r>
+                        <w:t>Retrieve</w:t>
+                      </w:r>
+                    </w:p>
+                  </w:txbxContent>
+                </v:textbox>
+                <w10:wrap type="square"/>
+              </v:shape>
+            </w:pict>
+          </mc:Fallback>
+        </mc:AlternateContent>
+      </w:r>
+      <w:r>
+        <w:rPr>
+          <w:noProof/>
+          <w:lang w:bidi="my-MM"/>
+        </w:rPr>
+        <mc:AlternateContent>
+          <mc:Choice Requires="wps">
+            <w:drawing>
+              <wp:anchor distT="45720" distB="45720" distL="114300" distR="114300" simplePos="0" relativeHeight="251710464" behindDoc="0" locked="0" layoutInCell="1" allowOverlap="1">
+                <wp:simplePos x="0" y="0"/>
+                <wp:positionH relativeFrom="column">
+                  <wp:posOffset>4768850</wp:posOffset>
+                </wp:positionH>
+                <wp:positionV relativeFrom="paragraph">
+                  <wp:posOffset>450850</wp:posOffset>
+                </wp:positionV>
+                <wp:extent cx="698500" cy="273050"/>
+                <wp:effectExtent l="0" t="0" r="25400" b="12700"/>
+                <wp:wrapSquare wrapText="bothSides"/>
+                <wp:docPr id="29" name="Text Box 2"/>
+                <wp:cNvGraphicFramePr>
+                  <a:graphicFrameLocks xmlns:a="http://schemas.openxmlformats.org/drawingml/2006/main"/>
+                </wp:cNvGraphicFramePr>
+                <a:graphic xmlns:a="http://schemas.openxmlformats.org/drawingml/2006/main">
+                  <a:graphicData uri="http://schemas.microsoft.com/office/word/2010/wordprocessingShape">
+                    <wps:wsp>
+                      <wps:cNvSpPr txBox="1">
+                        <a:spLocks noChangeArrowheads="1"/>
+                      </wps:cNvSpPr>
+                      <wps:spPr bwMode="auto">
+                        <a:xfrm>
+                          <a:off x="0" y="0"/>
+                          <a:ext cx="698500" cy="273050"/>
+                        </a:xfrm>
+                        <a:prstGeom prst="rect">
+                          <a:avLst/>
+                        </a:prstGeom>
+                        <a:solidFill>
+                          <a:srgbClr val="FFFFFF"/>
+                        </a:solidFill>
+                        <a:ln w="9525">
+                          <a:solidFill>
+                            <a:srgbClr val="000000"/>
+                          </a:solidFill>
+                          <a:miter lim="800000"/>
+                          <a:headEnd/>
+                          <a:tailEnd/>
+                        </a:ln>
+                      </wps:spPr>
+                      <wps:txbx>
+                        <w:txbxContent>
+                          <w:p>
+                            <w:r>
+                              <w:t>Delete</w:t>
+                            </w:r>
+                          </w:p>
+                        </w:txbxContent>
+                      </wps:txbx>
+                      <wps:bodyPr rot="0" vert="horz" wrap="square" lIns="91440" tIns="45720" rIns="91440" bIns="45720" anchor="t" anchorCtr="0">
+                        <a:noAutofit/>
+                      </wps:bodyPr>
+                    </wps:wsp>
+                  </a:graphicData>
+                </a:graphic>
+                <wp14:sizeRelH relativeFrom="margin">
+                  <wp14:pctWidth>0</wp14:pctWidth>
+                </wp14:sizeRelH>
+                <wp14:sizeRelV relativeFrom="margin">
+                  <wp14:pctHeight>0</wp14:pctHeight>
+                </wp14:sizeRelV>
+              </wp:anchor>
+            </w:drawing>
+          </mc:Choice>
+          <mc:Fallback>
+            <w:pict>
+              <v:shape id="_x0000_s1047" type="#_x0000_t202" style="position:absolute;left:0;text-align:left;margin-left:375.5pt;margin-top:35.5pt;width:55pt;height:21.5pt;z-index:251710464;visibility:visible;mso-wrap-style:square;mso-width-percent:0;mso-height-percent:0;mso-wrap-distance-left:9pt;mso-wrap-distance-top:3.6pt;mso-wrap-distance-right:9pt;mso-wrap-distance-bottom:3.6pt;mso-position-horizontal:absolute;mso-position-horizontal-relative:text;mso-position-vertical:absolute;mso-position-vertical-relative:text;mso-width-percent:0;mso-height-percent:0;mso-width-relative:margin;mso-height-relative:margin;v-text-anchor:top" o:gfxdata="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">
+                <v:textbox>
+                  <w:txbxContent>
+                    <w:p>
+                      <w:r>
+                        <w:t>Delete</w:t>
+                      </w:r>
+                    </w:p>
+                  </w:txbxContent>
+                </v:textbox>
+                <w10:wrap type="square"/>
+              </v:shape>
+            </w:pict>
+          </mc:Fallback>
+        </mc:AlternateContent>
+      </w:r>
+      <w:r>
+        <w:rPr>
+          <w:noProof/>
+          <w:lang w:bidi="my-MM"/>
+        </w:rPr>
+        <mc:AlternateContent>
+          <mc:Choice Requires="wps">
+            <w:drawing>
+              <wp:anchor distT="0" distB="0" distL="114300" distR="114300" simplePos="0" relativeHeight="251708416" behindDoc="0" locked="0" layoutInCell="1" allowOverlap="1" wp14:anchorId="3AB290BC" wp14:editId="6F674AD2">
+                <wp:simplePos x="0" y="0"/>
+                <wp:positionH relativeFrom="column">
+                  <wp:posOffset>4476750</wp:posOffset>
+                </wp:positionH>
+                <wp:positionV relativeFrom="paragraph">
+                  <wp:posOffset>1143000</wp:posOffset>
+                </wp:positionV>
+                <wp:extent cx="1079500" cy="228600"/>
+                <wp:effectExtent l="38100" t="19050" r="6350" b="76200"/>
+                <wp:wrapNone/>
+                <wp:docPr id="28" name="Straight Arrow Connector 28"/>
+                <wp:cNvGraphicFramePr/>
+                <a:graphic xmlns:a="http://schemas.openxmlformats.org/drawingml/2006/main">
+                  <a:graphicData uri="http://schemas.microsoft.com/office/word/2010/wordprocessingShape">
+                    <wps:wsp>
+                      <wps:cNvCnPr/>
+                      <wps:spPr>
+                        <a:xfrm flipH="1">
+                          <a:off x="0" y="0"/>
+                          <a:ext cx="1079500" cy="228600"/>
+                        </a:xfrm>
+                        <a:prstGeom prst="straightConnector1">
+                          <a:avLst/>
+                        </a:prstGeom>
+                        <a:ln w="28575">
+                          <a:tailEnd type="triangle"/>
+                        </a:ln>
+                      </wps:spPr>
+                      <wps:style>
+                        <a:lnRef idx="1">
+                          <a:schemeClr val="accent1"/>
+                        </a:lnRef>
+                        <a:fillRef idx="0">
+                          <a:schemeClr val="accent1"/>
+                        </a:fillRef>
+                        <a:effectRef idx="0">
+                          <a:schemeClr val="accent1"/>
+                        </a:effectRef>
+                        <a:fontRef idx="minor">
+                          <a:schemeClr val="tx1"/>
+                        </a:fontRef>
+                      </wps:style>
+                      <wps:bodyPr/>
+                    </wps:wsp>
+                  </a:graphicData>
+                </a:graphic>
+                <wp14:sizeRelH relativeFrom="margin">
+                  <wp14:pctWidth>0</wp14:pctWidth>
+                </wp14:sizeRelH>
+                <wp14:sizeRelV relativeFrom="margin">
+                  <wp14:pctHeight>0</wp14:pctHeight>
+                </wp14:sizeRelV>
+              </wp:anchor>
+            </w:drawing>
+          </mc:Choice>
+          <mc:Fallback>
+            <w:pict>
+              <v:shapetype w14:anchorId="6390257B" id="_x0000_t32" coordsize="21600,21600" o:spt="32" o:oned="t" path="m,l21600,21600e" filled="f">
+                <v:path arrowok="t" fillok="f" o:connecttype="none"/>
+                <o:lock v:ext="edit" shapetype="t"/>
+              </v:shapetype>
+              <v:shape id="Straight Arrow Connector 28" o:spid="_x0000_s1026" type="#_x0000_t32" style="position:absolute;margin-left:352.5pt;margin-top:90pt;width:85pt;height:18pt;flip:x;z-index:251708416;visibility:visible;mso-wrap-style:square;mso-width-percent:0;mso-height-percent:0;mso-wrap-distance-left:9pt;mso-wrap-distance-top:0;mso-wrap-distance-right:9pt;mso-wrap-distance-bottom:0;mso-position-horizontal:absolute;mso-position-horizontal-relative:text;mso-position-vertical:absolute;mso-position-vertical-relative:text;mso-width-percent:0;mso-height-percent:0;mso-width-relative:margin;mso-height-relative:margin" o:gfxdata="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" strokecolor="#5b9bd5 [3204]" strokeweight="2.25pt">
+                <v:stroke endarrow="block" joinstyle="miter"/>
+              </v:shape>
+            </w:pict>
+          </mc:Fallback>
+        </mc:AlternateContent>
+      </w:r>
+      <w:r>
+        <w:rPr>
+          <w:noProof/>
+          <w:lang w:bidi="my-MM"/>
+        </w:rPr>
+        <mc:AlternateContent>
+          <mc:Choice Requires="wps">
+            <w:drawing>
+              <wp:anchor distT="0" distB="0" distL="114300" distR="114300" simplePos="0" relativeHeight="251706368" behindDoc="0" locked="0" layoutInCell="1" allowOverlap="1" wp14:anchorId="192D943B" wp14:editId="049C677D">
+                <wp:simplePos x="0" y="0"/>
+                <wp:positionH relativeFrom="column">
+                  <wp:posOffset>4533900</wp:posOffset>
+                </wp:positionH>
+                <wp:positionV relativeFrom="paragraph">
+                  <wp:posOffset>749300</wp:posOffset>
+                </wp:positionV>
+                <wp:extent cx="1047750" cy="107950"/>
+                <wp:effectExtent l="19050" t="19050" r="38100" b="101600"/>
+                <wp:wrapNone/>
+                <wp:docPr id="27" name="Straight Arrow Connector 27"/>
+                <wp:cNvGraphicFramePr/>
+                <a:graphic xmlns:a="http://schemas.openxmlformats.org/drawingml/2006/main">
+                  <a:graphicData uri="http://schemas.microsoft.com/office/word/2010/wordprocessingShape">
+                    <wps:wsp>
+                      <wps:cNvCnPr/>
+                      <wps:spPr>
+                        <a:xfrm>
+                          <a:off x="0" y="0"/>
+                          <a:ext cx="1047750" cy="107950"/>
+                        </a:xfrm>
+                        <a:prstGeom prst="straightConnector1">
+                          <a:avLst/>
+                        </a:prstGeom>
+                        <a:ln w="28575">
+                          <a:tailEnd type="triangle"/>
+                        </a:ln>
+                      </wps:spPr>
+                      <wps:style>
+                        <a:lnRef idx="1">
+                          <a:schemeClr val="accent1"/>
+                        </a:lnRef>
+                        <a:fillRef idx="0">
+                          <a:schemeClr val="accent1"/>
+                        </a:fillRef>
+                        <a:effectRef idx="0">
+                          <a:schemeClr val="accent1"/>
+                        </a:effectRef>
+                        <a:fontRef idx="minor">
+                          <a:schemeClr val="tx1"/>
+                        </a:fontRef>
+                      </wps:style>
+                      <wps:bodyPr/>
+                    </wps:wsp>
+                  </a:graphicData>
+                </a:graphic>
+                <wp14:sizeRelH relativeFrom="margin">
+                  <wp14:pctWidth>0</wp14:pctWidth>
+                </wp14:sizeRelH>
+                <wp14:sizeRelV relativeFrom="margin">
+                  <wp14:pctHeight>0</wp14:pctHeight>
+                </wp14:sizeRelV>
+              </wp:anchor>
+            </w:drawing>
+          </mc:Choice>
+          <mc:Fallback>
+            <w:pict>
+              <v:shape w14:anchorId="50A0F34B" id="Straight Arrow Connector 27" o:spid="_x0000_s1026" type="#_x0000_t32" style="position:absolute;margin-left:357pt;margin-top:59pt;width:82.5pt;height:8.5pt;z-index:251706368;visibility:visible;mso-wrap-style:square;mso-width-percent:0;mso-height-percent:0;mso-wrap-distance-left:9pt;mso-wrap-distance-top:0;mso-wrap-distance-right:9pt;mso-wrap-distance-bottom:0;mso-position-horizontal:absolute;mso-position-horizontal-relative:text;mso-position-vertical:absolute;mso-position-vertical-relative:text;mso-width-percent:0;mso-height-percent:0;mso-width-relative:margin;mso-height-relative:margin" o:gfxdata="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" strokecolor="#5b9bd5 [3204]" strokeweight="2.25pt">
+                <v:stroke endarrow="block" joinstyle="miter"/>
+              </v:shape>
+            </w:pict>
+          </mc:Fallback>
+        </mc:AlternateContent>
+      </w:r>
+      <w:r>
+        <w:rPr>
+          <w:noProof/>
+          <w:lang w:bidi="my-MM"/>
+        </w:rPr>
+        <mc:AlternateContent>
+          <mc:Choice Requires="wps">
+            <w:drawing>
+              <wp:anchor distT="0" distB="0" distL="114300" distR="114300" simplePos="0" relativeHeight="251704320" behindDoc="0" locked="0" layoutInCell="1" allowOverlap="1" wp14:anchorId="1AFAB473" wp14:editId="1EE96F81">
+                <wp:simplePos x="0" y="0"/>
+                <wp:positionH relativeFrom="column">
+                  <wp:posOffset>5588000</wp:posOffset>
+                </wp:positionH>
+                <wp:positionV relativeFrom="paragraph">
+                  <wp:posOffset>266065</wp:posOffset>
+                </wp:positionV>
+                <wp:extent cx="768350" cy="1181100"/>
+                <wp:effectExtent l="0" t="0" r="12700" b="19050"/>
+                <wp:wrapNone/>
+                <wp:docPr id="26" name="Can 26"/>
+                <wp:cNvGraphicFramePr/>
+                <a:graphic xmlns:a="http://schemas.openxmlformats.org/drawingml/2006/main">
+                  <a:graphicData uri="http://schemas.microsoft.com/office/word/2010/wordprocessingShape">
+                    <wps:wsp>
+                      <wps:cNvSpPr/>
+                      <wps:spPr>
+                        <a:xfrm>
+                          <a:off x="0" y="0"/>
+                          <a:ext cx="768350" cy="1181100"/>
+                        </a:xfrm>
+                        <a:prstGeom prst="can">
+                          <a:avLst/>
+                        </a:prstGeom>
+                      </wps:spPr>
+                      <wps:style>
+                        <a:lnRef idx="2">
+                          <a:schemeClr val="accent1">
+                            <a:shade val="50000"/>
+                          </a:schemeClr>
+                        </a:lnRef>
+                        <a:fillRef idx="1">
+                          <a:schemeClr val="accent1"/>
+                        </a:fillRef>
+                        <a:effectRef idx="0">
+                          <a:schemeClr val="accent1"/>
+                        </a:effectRef>
+                        <a:fontRef idx="minor">
+                          <a:schemeClr val="lt1"/>
+                        </a:fontRef>
+                      </wps:style>
+                      <wps:txbx>
+                        <w:txbxContent>
+                          <w:p>
+                            <w:pPr>
+                              <w:jc w:val="center"/>
+                            </w:pPr>
+                            <w:r>
+                              <w:t>Database</w:t>
+                            </w:r>
+                          </w:p>
+                        </w:txbxContent>
+                      </wps:txbx>
+                      <wps:bodyPr rot="0" spcFirstLastPara="0" vertOverflow="overflow" horzOverflow="overflow" vert="horz" wrap="square" lIns="91440" tIns="45720" rIns="91440" bIns="45720" numCol="1" spcCol="0" rtlCol="0" fromWordArt="0" anchor="ctr" anchorCtr="0" forceAA="0" compatLnSpc="1">
+                        <a:prstTxWarp prst="textNoShape">
+                          <a:avLst/>
+                        </a:prstTxWarp>
+                        <a:noAutofit/>
+                      </wps:bodyPr>
+                    </wps:wsp>
+                  </a:graphicData>
+                </a:graphic>
+                <wp14:sizeRelH relativeFrom="margin">
+                  <wp14:pctWidth>0</wp14:pctWidth>
+                </wp14:sizeRelH>
+              </wp:anchor>
+            </w:drawing>
+          </mc:Choice>
+          <mc:Fallback>
+            <w:pict>
+              <v:shapetype w14:anchorId="1AFAB473" id="_x0000_t22" coordsize="21600,21600" o:spt="22" adj="5400" path="m10800,qx0@1l0@2qy10800,21600,21600@2l21600@1qy10800,xem0@1qy10800@0,21600@1nfe">
+                <v:formulas>
+                  <v:f eqn="val #0"/>
+                  <v:f eqn="prod #0 1 2"/>
+                  <v:f eqn="sum height 0 @1"/>
+                </v:formulas>
+                <v:path o:extrusionok="f" gradientshapeok="t" o:connecttype="custom" o:connectlocs="10800,@0;10800,0;0,10800;10800,21600;21600,10800" o:connectangles="270,270,180,90,0" textboxrect="0,@0,21600,@2"/>
+                <v:handles>
+                  <v:h position="center,#0" yrange="0,10800"/>
+                </v:handles>
+                <o:complex v:ext="view"/>
+              </v:shapetype>
+              <v:shape id="Can 26" o:spid="_x0000_s1048" type="#_x0000_t22" style="position:absolute;left:0;text-align:left;margin-left:440pt;margin-top:20.95pt;width:60.5pt;height:93pt;z-index:251704320;visibility:visible;mso-wrap-style:square;mso-width-percent:0;mso-wrap-distance-left:9pt;mso-wrap-distance-top:0;mso-wrap-distance-right:9pt;mso-wrap-distance-bottom:0;mso-position-horizontal:absolute;mso-position-horizontal-relative:text;mso-position-vertical:absolute;mso-position-vertical-relative:text;mso-width-percent:0;mso-width-relative:margin;v-text-anchor:middle" o:gfxdata="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" adj="3513" fillcolor="#5b9bd5 [3204]" strokecolor="#1f4d78 [1604]" strokeweight="1pt">
+                <v:stroke joinstyle="miter"/>
+                <v:textbox>
+                  <w:txbxContent>
+                    <w:p>
+                      <w:pPr>
+                        <w:jc w:val="center"/>
+                      </w:pPr>
+                      <w:r>
+                        <w:t>Database</w:t>
+                      </w:r>
+                    </w:p>
+                  </w:txbxContent>
+                </v:textbox>
+              </v:shape>
+            </w:pict>
+          </mc:Fallback>
+        </mc:AlternateContent>
+      </w:r>
+      <w:r>
+        <mc:AlternateContent>
+          <mc:Choice Requires="wps">
+            <w:drawing>
+              <wp:anchor distT="0" distB="0" distL="114300" distR="114300" simplePos="0" relativeHeight="251701248" behindDoc="0" locked="0" layoutInCell="1" allowOverlap="1" wp14:anchorId="4032B6B5" wp14:editId="74980FA6">
+                <wp:simplePos x="0" y="0"/>
+                <wp:positionH relativeFrom="column">
+                  <wp:posOffset>1276350</wp:posOffset>
+                </wp:positionH>
+                <wp:positionV relativeFrom="paragraph">
+                  <wp:posOffset>536575</wp:posOffset>
+                </wp:positionV>
+                <wp:extent cx="3187700" cy="393700"/>
+                <wp:effectExtent l="0" t="0" r="12700" b="25400"/>
+                <wp:wrapNone/>
+                <wp:docPr id="24" name="Rectangle 24"/>
+                <wp:cNvGraphicFramePr/>
+                <a:graphic xmlns:a="http://schemas.openxmlformats.org/drawingml/2006/main">
+                  <a:graphicData uri="http://schemas.microsoft.com/office/word/2010/wordprocessingShape">
+                    <wps:wsp>
+                      <wps:cNvSpPr/>
+                      <wps:spPr>
+                        <a:xfrm>
+                          <a:off x="0" y="0"/>
+                          <a:ext cx="3187700" cy="393700"/>
+                        </a:xfrm>
+                        <a:prstGeom prst="rect">
+                          <a:avLst/>
+                        </a:prstGeom>
+                      </wps:spPr>
+                      <wps:style>
+                        <a:lnRef idx="2">
+                          <a:schemeClr val="accent1">
+                            <a:shade val="50000"/>
+                          </a:schemeClr>
+                        </a:lnRef>
+                        <a:fillRef idx="1">
+                          <a:schemeClr val="accent1"/>
+                        </a:fillRef>
+                        <a:effectRef idx="0">
+                          <a:schemeClr val="accent1"/>
+                        </a:effectRef>
+                        <a:fontRef idx="minor">
+                          <a:schemeClr val="lt1"/>
+                        </a:fontRef>
+                      </wps:style>
+                      <wps:txbx>
+                        <w:txbxContent>
+                          <w:p>
+                            <w:pPr>
+                              <w:jc w:val="center"/>
+                            </w:pPr>
+                            <w:r>
+                              <w:t xml:space="preserve">Remove product from </w:t>
+                            </w:r>
+                            <w:r>
+                              <w:t>product</w:t>
+                            </w:r>
+                            <w:r>
+                              <w:t>s</w:t>
+                            </w:r>
+                            <w:r>
+                              <w:t xml:space="preserve"> array</w:t>
+                            </w:r>
+                          </w:p>
+                        </w:txbxContent>
+                      </wps:txbx>
+                      <wps:bodyPr rot="0" spcFirstLastPara="0" vertOverflow="overflow" horzOverflow="overflow" vert="horz" wrap="square" lIns="91440" tIns="45720" rIns="91440" bIns="45720" numCol="1" spcCol="0" rtlCol="0" fromWordArt="0" anchor="ctr" anchorCtr="0" forceAA="0" compatLnSpc="1">
+                        <a:prstTxWarp prst="textNoShape">
+                          <a:avLst/>
+                        </a:prstTxWarp>
+                        <a:noAutofit/>
+                      </wps:bodyPr>
+                    </wps:wsp>
+                  </a:graphicData>
+                </a:graphic>
+                <wp14:sizeRelH relativeFrom="margin">
+                  <wp14:pctWidth>0</wp14:pctWidth>
+                </wp14:sizeRelH>
+                <wp14:sizeRelV relativeFrom="margin">
+                  <wp14:pctHeight>0</wp14:pctHeight>
+                </wp14:sizeRelV>
+              </wp:anchor>
+            </w:drawing>
+          </mc:Choice>
+          <mc:Fallback>
+            <w:pict>
+              <v:rect w14:anchorId="4032B6B5" id="Rectangle 24" o:spid="_x0000_s1049" style="position:absolute;left:0;text-align:left;margin-left:100.5pt;margin-top:42.25pt;width:251pt;height:31pt;z-index:251701248;visibility:visible;mso-wrap-style:square;mso-width-percent:0;mso-height-percent:0;mso-wrap-distance-left:9pt;mso-wrap-distance-top:0;mso-wrap-distance-right:9pt;mso-wrap-distance-bottom:0;mso-position-horizontal:absolute;mso-position-horizontal-relative:text;mso-position-vertical:absolute;mso-position-vertical-relative:text;mso-width-percent:0;mso-height-percent:0;mso-width-relative:margin;mso-height-relative:margin;v-text-anchor:middle" o:gfxdata="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" fillcolor="#5b9bd5 [3204]" strokecolor="#1f4d78 [1604]" strokeweight="1pt">
+                <v:textbox>
+                  <w:txbxContent>
+                    <w:p>
+                      <w:pPr>
+                        <w:jc w:val="center"/>
+                      </w:pPr>
+                      <w:r>
+                        <w:t xml:space="preserve">Remove product from </w:t>
+                      </w:r>
+                      <w:r>
+                        <w:t>product</w:t>
+                      </w:r>
+                      <w:r>
+                        <w:t>s</w:t>
+                      </w:r>
+                      <w:r>
+                        <w:t xml:space="preserve"> array</w:t>
+                      </w:r>
+                    </w:p>
+                  </w:txbxContent>
+                </v:textbox>
+              </v:rect>
+            </w:pict>
+          </mc:Fallback>
+        </mc:AlternateContent>
+      </w:r>
+      <w:r>
+        <mc:AlternateContent>
+          <mc:Choice Requires="wps">
+            <w:drawing>
+              <wp:anchor distT="0" distB="0" distL="114300" distR="114300" simplePos="0" relativeHeight="251702272" behindDoc="0" locked="0" layoutInCell="1" allowOverlap="1" wp14:anchorId="194FC84E" wp14:editId="24C4200B">
+                <wp:simplePos x="0" y="0"/>
+                <wp:positionH relativeFrom="column">
+                  <wp:posOffset>1244600</wp:posOffset>
+                </wp:positionH>
+                <wp:positionV relativeFrom="paragraph">
+                  <wp:posOffset>1053465</wp:posOffset>
+                </wp:positionV>
+                <wp:extent cx="3187700" cy="558800"/>
+                <wp:effectExtent l="0" t="0" r="12700" b="12700"/>
+                <wp:wrapNone/>
+                <wp:docPr id="25" name="Rectangle 25"/>
+                <wp:cNvGraphicFramePr/>
+                <a:graphic xmlns:a="http://schemas.openxmlformats.org/drawingml/2006/main">
+                  <a:graphicData uri="http://schemas.microsoft.com/office/word/2010/wordprocessingShape">
+                    <wps:wsp>
+                      <wps:cNvSpPr/>
+                      <wps:spPr>
+                        <a:xfrm>
+                          <a:off x="0" y="0"/>
+                          <a:ext cx="3187700" cy="558800"/>
+                        </a:xfrm>
+                        <a:prstGeom prst="rect">
+                          <a:avLst/>
+                        </a:prstGeom>
+                      </wps:spPr>
+                      <wps:style>
+                        <a:lnRef idx="2">
+                          <a:schemeClr val="accent1">
+                            <a:shade val="50000"/>
+                          </a:schemeClr>
+                        </a:lnRef>
+                        <a:fillRef idx="1">
+                          <a:schemeClr val="accent1"/>
+                        </a:fillRef>
+                        <a:effectRef idx="0">
+                          <a:schemeClr val="accent1"/>
+                        </a:effectRef>
+                        <a:fontRef idx="minor">
+                          <a:schemeClr val="lt1"/>
+                        </a:fontRef>
+                      </wps:style>
+                      <wps:txbx>
+                        <w:txbxContent>
+                          <w:p>
+                            <w:pPr>
+                              <w:spacing w:after="0"/>
+                              <w:jc w:val="center"/>
+                            </w:pPr>
+                            <w:r>
+                              <w:t>Reload Products Table (</w:t>
+                            </w:r>
+                            <w:proofErr w:type="spellStart"/>
+                            <w:r>
+                              <w:t>showProducts</w:t>
+                            </w:r>
+                            <w:proofErr w:type="spellEnd"/>
+                            <w:r>
+                              <w:t>)</w:t>
+                            </w:r>
+                          </w:p>
+                        </w:txbxContent>
+                      </wps:txbx>
+                      <wps:bodyPr rot="0" spcFirstLastPara="0" vertOverflow="overflow" horzOverflow="overflow" vert="horz" wrap="square" lIns="91440" tIns="45720" rIns="91440" bIns="45720" numCol="1" spcCol="0" rtlCol="0" fromWordArt="0" anchor="ctr" anchorCtr="0" forceAA="0" compatLnSpc="1">
+                        <a:prstTxWarp prst="textNoShape">
+                          <a:avLst/>
+                        </a:prstTxWarp>
+                        <a:noAutofit/>
+                      </wps:bodyPr>
+                    </wps:wsp>
+                  </a:graphicData>
+                </a:graphic>
+                <wp14:sizeRelH relativeFrom="margin">
+                  <wp14:pctWidth>0</wp14:pctWidth>
+                </wp14:sizeRelH>
+                <wp14:sizeRelV relativeFrom="margin">
+                  <wp14:pctHeight>0</wp14:pctHeight>
+                </wp14:sizeRelV>
+              </wp:anchor>
+            </w:drawing>
+          </mc:Choice>
+          <mc:Fallback>
+            <w:pict>
+              <v:rect w14:anchorId="194FC84E" id="Rectangle 25" o:spid="_x0000_s1050" style="position:absolute;left:0;text-align:left;margin-left:98pt;margin-top:82.95pt;width:251pt;height:44pt;z-index:251702272;visibility:visible;mso-wrap-style:square;mso-width-percent:0;mso-height-percent:0;mso-wrap-distance-left:9pt;mso-wrap-distance-top:0;mso-wrap-distance-right:9pt;mso-wrap-distance-bottom:0;mso-position-horizontal:absolute;mso-position-horizontal-relative:text;mso-position-vertical:absolute;mso-position-vertical-relative:text;mso-width-percent:0;mso-height-percent:0;mso-width-relative:margin;mso-height-relative:margin;v-text-anchor:middle" o:gfxdata="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" fillcolor="#5b9bd5 [3204]" strokecolor="#1f4d78 [1604]" strokeweight="1pt">
+                <v:textbox>
+                  <w:txbxContent>
+                    <w:p>
+                      <w:pPr>
+                        <w:spacing w:after="0"/>
+                        <w:jc w:val="center"/>
+                      </w:pPr>
+                      <w:r>
+                        <w:t>Reload Products Table (</w:t>
+                      </w:r>
+                      <w:proofErr w:type="spellStart"/>
+                      <w:r>
+                        <w:t>showProducts</w:t>
+                      </w:r>
+                      <w:proofErr w:type="spellEnd"/>
+                      <w:r>
+                        <w:t>)</w:t>
+                      </w:r>
+                    </w:p>
+                  </w:txbxContent>
+                </v:textbox>
+              </v:rect>
+            </w:pict>
+          </mc:Fallback>
+        </mc:AlternateContent>
+      </w:r>
+    </w:p>
     <w:sectPr>
       <w:pgSz w:w="12240" w:h="15840"/>
       <w:pgMar w:top="720" w:right="720" w:bottom="720" w:left="720" w:header="720" w:footer="720" w:gutter="0"/>
@@ -2373,6 +3382,95 @@
 <file path=word/numbering.xml><?xml version="1.0" encoding="utf-8"?>
 <w:numbering xmlns:wpc="http://schemas.microsoft.com/office/word/2010/wordprocessingCanvas" xmlns:cx="http://schemas.microsoft.com/office/drawing/2014/chartex" xmlns:mc="http://schemas.openxmlformats.org/markup-compatibility/2006" xmlns:o="urn:schemas-microsoft-com:office:office" xmlns:r="http://schemas.openxmlformats.org/officeDocument/2006/relationships" xmlns:m="http://schemas.openxmlformats.org/officeDocument/2006/math" xmlns:v="urn:schemas-microsoft-com:vml" xmlns:wp14="http://schemas.microsoft.com/office/word/2010/wordprocessingDrawing" xmlns:wp="http://schemas.openxmlformats.org/drawingml/2006/wordprocessingDrawing" xmlns:w10="urn:schemas-microsoft-com:office:word" xmlns:w="http://schemas.openxmlformats.org/wordprocessingml/2006/main" xmlns:w14="http://schemas.microsoft.com/office/word/2010/wordml" xmlns:w15="http://schemas.microsoft.com/office/word/2012/wordml" xmlns:w16se="http://schemas.microsoft.com/office/word/2015/wordml/symex" xmlns:wpg="http://schemas.microsoft.com/office/word/2010/wordprocessingGroup" xmlns:wpi="http://schemas.microsoft.com/office/word/2010/wordprocessingInk" xmlns:wne="http://schemas.microsoft.com/office/word/2006/wordml" xmlns:wps="http://schemas.microsoft.com/office/word/2010/wordprocessingShape" mc:Ignorable="w14 w15 w16se wp14">
   <w:abstractNum w:abstractNumId="0" w15:restartNumberingAfterBreak="0">
+    <w:nsid w:val="23A06C3F"/>
+    <w:multiLevelType w:val="hybridMultilevel"/>
+    <w:tmpl w:val="6674EBAC"/>
+    <w:lvl w:ilvl="0" w:tplc="CDB8C7BE">
+      <w:start w:val="1"/>
+      <w:numFmt w:val="decimal"/>
+      <w:lvlText w:val="%1."/>
+      <w:lvlJc w:val="left"/>
+      <w:pPr>
+        <w:ind w:left="1080" w:hanging="360"/>
+      </w:pPr>
+      <w:rPr>
+        <w:rFonts w:hint="default"/>
+      </w:rPr>
+    </w:lvl>
+    <w:lvl w:ilvl="1" w:tplc="04090019" w:tentative="1">
+      <w:start w:val="1"/>
+      <w:numFmt w:val="lowerLetter"/>
+      <w:lvlText w:val="%2."/>
+      <w:lvlJc w:val="left"/>
+      <w:pPr>
+        <w:ind w:left="1800" w:hanging="360"/>
+      </w:pPr>
+    </w:lvl>
+    <w:lvl w:ilvl="2" w:tplc="0409001B" w:tentative="1">
+      <w:start w:val="1"/>
+      <w:numFmt w:val="lowerRoman"/>
+      <w:lvlText w:val="%3."/>
+      <w:lvlJc w:val="right"/>
+      <w:pPr>
+        <w:ind w:left="2520" w:hanging="180"/>
+      </w:pPr>
+    </w:lvl>
+    <w:lvl w:ilvl="3" w:tplc="0409000F" w:tentative="1">
+      <w:start w:val="1"/>
+      <w:numFmt w:val="decimal"/>
+      <w:lvlText w:val="%4."/>
+      <w:lvlJc w:val="left"/>
+      <w:pPr>
+        <w:ind w:left="3240" w:hanging="360"/>
+      </w:pPr>
+    </w:lvl>
+    <w:lvl w:ilvl="4" w:tplc="04090019" w:tentative="1">
+      <w:start w:val="1"/>
+      <w:numFmt w:val="lowerLetter"/>
+      <w:lvlText w:val="%5."/>
+      <w:lvlJc w:val="left"/>
+      <w:pPr>
+        <w:ind w:left="3960" w:hanging="360"/>
+      </w:pPr>
+    </w:lvl>
+    <w:lvl w:ilvl="5" w:tplc="0409001B" w:tentative="1">
+      <w:start w:val="1"/>
+      <w:numFmt w:val="lowerRoman"/>
+      <w:lvlText w:val="%6."/>
+      <w:lvlJc w:val="right"/>
+      <w:pPr>
+        <w:ind w:left="4680" w:hanging="180"/>
+      </w:pPr>
+    </w:lvl>
+    <w:lvl w:ilvl="6" w:tplc="0409000F" w:tentative="1">
+      <w:start w:val="1"/>
+      <w:numFmt w:val="decimal"/>
+      <w:lvlText w:val="%7."/>
+      <w:lvlJc w:val="left"/>
+      <w:pPr>
+        <w:ind w:left="5400" w:hanging="360"/>
+      </w:pPr>
+    </w:lvl>
+    <w:lvl w:ilvl="7" w:tplc="04090019" w:tentative="1">
+      <w:start w:val="1"/>
+      <w:numFmt w:val="lowerLetter"/>
+      <w:lvlText w:val="%8."/>
+      <w:lvlJc w:val="left"/>
+      <w:pPr>
+        <w:ind w:left="6120" w:hanging="360"/>
+      </w:pPr>
+    </w:lvl>
+    <w:lvl w:ilvl="8" w:tplc="0409001B" w:tentative="1">
+      <w:start w:val="1"/>
+      <w:numFmt w:val="lowerRoman"/>
+      <w:lvlText w:val="%9."/>
+      <w:lvlJc w:val="right"/>
+      <w:pPr>
+        <w:ind w:left="6840" w:hanging="180"/>
+      </w:pPr>
+    </w:lvl>
+  </w:abstractNum>
+  <w:abstractNum w:abstractNumId="1" w15:restartNumberingAfterBreak="0">
     <w:nsid w:val="66285A75"/>
     <w:multiLevelType w:val="hybridMultilevel"/>
     <w:tmpl w:val="76228D8A"/>
@@ -2462,6 +3560,9 @@
     </w:lvl>
   </w:abstractNum>
   <w:num w:numId="1">
+    <w:abstractNumId w:val="1"/>
+  </w:num>
+  <w:num w:numId="2">
     <w:abstractNumId w:val="0"/>
   </w:num>
 </w:numbering>
